--- a/Pharmacology I Exam 2/pharm-exam-2-side-effects.docx
+++ b/Pharmacology I Exam 2/pharm-exam-2-side-effects.docx
@@ -62,7 +62,7 @@
           <w:b w:val="0"/>
           <w:i w:val="0"/>
         </w:rPr>
-        <w:t>111 entries across the Exam 2 lectures, each citing its slide, with black box warnings shaded. Companion to the contraindications and indications charts.</w:t>
+        <w:t>127 entries across the Exam 2 lectures, each citing its slide, with black box warnings shaded. Companion to the contraindications and indications charts.</w:t>
       </w:r>
     </w:p>
     <w:p>
@@ -142,13 +142,27 @@
                 <w:b w:val="0"/>
                 <w:i w:val="0"/>
               </w:rPr>
-              <w:t xml:space="preserve"> The course director ranks them above ordinary adverse effects; 7 rows here carry one and are shaded. Most common systems: </w:t>
+              <w:t xml:space="preserve"> The course director ranks them above ordinary adverse effects; 8 rows here carry one and are shaded. Most common systems: </w:t>
             </w:r>
             <w:r>
               <w:rPr>
                 <w:b/>
                 <w:i w:val="0"/>
               </w:rPr>
+              <w:t>Cardiovascular</w:t>
+            </w:r>
+            <w:r>
+              <w:rPr>
+                <w:b w:val="0"/>
+                <w:i w:val="0"/>
+              </w:rPr>
+              <w:t xml:space="preserve"> (36), </w:t>
+            </w:r>
+            <w:r>
+              <w:rPr>
+                <w:b/>
+                <w:i w:val="0"/>
+              </w:rPr>
               <w:t>Ocular</w:t>
             </w:r>
             <w:r>
@@ -163,35 +177,35 @@
                 <w:b/>
                 <w:i w:val="0"/>
               </w:rPr>
-              <w:t>Cardiovascular</w:t>
-            </w:r>
-            <w:r>
-              <w:rPr>
-                <w:b w:val="0"/>
-                <w:i w:val="0"/>
-              </w:rPr>
-              <w:t xml:space="preserve"> (27), </w:t>
+              <w:t>Neurologic</w:t>
+            </w:r>
+            <w:r>
+              <w:rPr>
+                <w:b w:val="0"/>
+                <w:i w:val="0"/>
+              </w:rPr>
+              <w:t xml:space="preserve"> (25), </w:t>
             </w:r>
             <w:r>
               <w:rPr>
                 <w:b/>
                 <w:i w:val="0"/>
               </w:rPr>
-              <w:t>Neurologic</w:t>
-            </w:r>
-            <w:r>
-              <w:rPr>
-                <w:b w:val="0"/>
-                <w:i w:val="0"/>
-              </w:rPr>
-              <w:t xml:space="preserve"> (19), </w:t>
+              <w:t>Gastrointestinal</w:t>
+            </w:r>
+            <w:r>
+              <w:rPr>
+                <w:b w:val="0"/>
+                <w:i w:val="0"/>
+              </w:rPr>
+              <w:t xml:space="preserve"> (14), </w:t>
             </w:r>
             <w:r>
               <w:rPr>
                 <w:b/>
                 <w:i w:val="0"/>
               </w:rPr>
-              <w:t>Gastrointestinal</w:t>
+              <w:t>Metabolic</w:t>
             </w:r>
             <w:r>
               <w:rPr>
@@ -199,20 +213,6 @@
                 <w:i w:val="0"/>
               </w:rPr>
               <w:t xml:space="preserve"> (13), </w:t>
-            </w:r>
-            <w:r>
-              <w:rPr>
-                <w:b/>
-                <w:i w:val="0"/>
-              </w:rPr>
-              <w:t>Metabolic</w:t>
-            </w:r>
-            <w:r>
-              <w:rPr>
-                <w:b w:val="0"/>
-                <w:i w:val="0"/>
-              </w:rPr>
-              <w:t xml:space="preserve"> (12), </w:t>
             </w:r>
             <w:r>
               <w:rPr>
@@ -19518,6 +19518,2776 @@
                 <w:sz w:val="18"/>
               </w:rPr>
               <w:t>slide 60</w:t>
+            </w:r>
+          </w:p>
+        </w:tc>
+      </w:tr>
+    </w:tbl>
+    <w:p>
+      <w:pPr>
+        <w:spacing w:after="80"/>
+      </w:pPr>
+    </w:p>
+    <w:p>
+      <w:pPr>
+        <w:pStyle w:val="Heading1"/>
+        <w:spacing w:before="280" w:after="100"/>
+      </w:pPr>
+      <w:r>
+        <w:rPr>
+          <w:rFonts w:ascii="Georgia" w:hAnsi="Georgia"/>
+          <w:color w:val="6B3524"/>
+        </w:rPr>
+        <w:t>Lecture 8 — Myocardial Ischemia Drug Therapy 16 entries</w:t>
+      </w:r>
+    </w:p>
+    <w:tbl>
+      <w:tblPr>
+        <w:tblStyle w:val="TableGrid"/>
+        <w:tblW w:type="auto" w:w="0"/>
+        <w:jc w:val="center"/>
+        <w:tblLook w:firstColumn="1" w:firstRow="1" w:lastColumn="0" w:lastRow="0" w:noHBand="0" w:noVBand="1" w:val="04A0"/>
+        <w:tblBorders>
+          <w:top w:val="single" w:sz="4" w:space="0" w:color="D8D2D4"/>
+          <w:left w:val="single" w:sz="4" w:space="0" w:color="D8D2D4"/>
+          <w:bottom w:val="single" w:sz="4" w:space="0" w:color="D8D2D4"/>
+          <w:right w:val="single" w:sz="4" w:space="0" w:color="D8D2D4"/>
+          <w:insideH w:val="single" w:sz="4" w:space="0" w:color="D8D2D4"/>
+          <w:insideV w:val="single" w:sz="4" w:space="0" w:color="D8D2D4"/>
+        </w:tblBorders>
+      </w:tblPr>
+      <w:tblGrid>
+        <w:gridCol w:w="2909"/>
+        <w:gridCol w:w="2909"/>
+        <w:gridCol w:w="2909"/>
+        <w:gridCol w:w="2909"/>
+        <w:gridCol w:w="2909"/>
+      </w:tblGrid>
+      <w:tr>
+        <w:tc>
+          <w:tcPr>
+            <w:tcW w:type="dxa" w:w="2909"/>
+            <w:shd w:val="clear" w:color="auto" w:fill="6B3524"/>
+          </w:tcPr>
+          <w:p>
+            <w:pPr>
+              <w:spacing w:after="40"/>
+            </w:pPr>
+            <w:r>
+              <w:rPr>
+                <w:b/>
+                <w:color w:val="FFFFFF"/>
+                <w:sz w:val="18"/>
+              </w:rPr>
+            </w:r>
+            <w:r>
+              <w:rPr>
+                <w:b/>
+                <w:i w:val="0"/>
+                <w:color w:val="FFFFFF"/>
+                <w:sz w:val="18"/>
+              </w:rPr>
+              <w:t>Drug or class</w:t>
+            </w:r>
+          </w:p>
+        </w:tc>
+        <w:tc>
+          <w:tcPr>
+            <w:tcW w:type="dxa" w:w="2909"/>
+            <w:shd w:val="clear" w:color="auto" w:fill="6B3524"/>
+          </w:tcPr>
+          <w:p>
+            <w:pPr>
+              <w:spacing w:after="40"/>
+            </w:pPr>
+            <w:r>
+              <w:rPr>
+                <w:b/>
+                <w:color w:val="FFFFFF"/>
+                <w:sz w:val="18"/>
+              </w:rPr>
+            </w:r>
+            <w:r>
+              <w:rPr>
+                <w:b/>
+                <w:i w:val="0"/>
+                <w:color w:val="FFFFFF"/>
+                <w:sz w:val="18"/>
+              </w:rPr>
+              <w:t>Side effects</w:t>
+            </w:r>
+          </w:p>
+        </w:tc>
+        <w:tc>
+          <w:tcPr>
+            <w:tcW w:type="dxa" w:w="2909"/>
+            <w:shd w:val="clear" w:color="auto" w:fill="6B3524"/>
+          </w:tcPr>
+          <w:p>
+            <w:pPr>
+              <w:spacing w:after="40"/>
+            </w:pPr>
+            <w:r>
+              <w:rPr>
+                <w:b/>
+                <w:color w:val="FFFFFF"/>
+                <w:sz w:val="18"/>
+              </w:rPr>
+            </w:r>
+            <w:r>
+              <w:rPr>
+                <w:b/>
+                <w:i w:val="0"/>
+                <w:color w:val="FFFFFF"/>
+                <w:sz w:val="18"/>
+              </w:rPr>
+              <w:t>Monitoring &amp; what to watch</w:t>
+            </w:r>
+          </w:p>
+        </w:tc>
+        <w:tc>
+          <w:tcPr>
+            <w:tcW w:type="dxa" w:w="2909"/>
+            <w:shd w:val="clear" w:color="auto" w:fill="6B3524"/>
+          </w:tcPr>
+          <w:p>
+            <w:pPr>
+              <w:spacing w:after="40"/>
+            </w:pPr>
+            <w:r>
+              <w:rPr>
+                <w:b/>
+                <w:color w:val="FFFFFF"/>
+                <w:sz w:val="18"/>
+              </w:rPr>
+            </w:r>
+            <w:r>
+              <w:rPr>
+                <w:b/>
+                <w:i w:val="0"/>
+                <w:color w:val="FFFFFF"/>
+                <w:sz w:val="18"/>
+              </w:rPr>
+              <w:t>System</w:t>
+            </w:r>
+          </w:p>
+        </w:tc>
+        <w:tc>
+          <w:tcPr>
+            <w:tcW w:type="dxa" w:w="2909"/>
+            <w:shd w:val="clear" w:color="auto" w:fill="6B3524"/>
+          </w:tcPr>
+          <w:p>
+            <w:pPr>
+              <w:spacing w:after="40"/>
+            </w:pPr>
+            <w:r>
+              <w:rPr>
+                <w:b/>
+                <w:color w:val="FFFFFF"/>
+                <w:sz w:val="18"/>
+              </w:rPr>
+            </w:r>
+            <w:r>
+              <w:rPr>
+                <w:b/>
+                <w:i w:val="0"/>
+                <w:color w:val="FFFFFF"/>
+                <w:sz w:val="18"/>
+              </w:rPr>
+              <w:t>Source</w:t>
+            </w:r>
+          </w:p>
+        </w:tc>
+      </w:tr>
+      <w:tr>
+        <w:tc>
+          <w:tcPr>
+            <w:tcW w:type="dxa" w:w="14545"/>
+            <w:gridSpan w:val="5"/>
+          </w:tcPr>
+          <w:p>
+            <w:pPr>
+              <w:spacing w:after="40"/>
+            </w:pPr>
+            <w:r/>
+          </w:p>
+        </w:tc>
+      </w:tr>
+      <w:tr>
+        <w:tc>
+          <w:tcPr>
+            <w:tcW w:type="dxa" w:w="2909"/>
+          </w:tcPr>
+          <w:p>
+            <w:pPr>
+              <w:spacing w:after="40"/>
+            </w:pPr>
+            <w:r>
+              <w:rPr>
+                <w:sz w:val="18"/>
+              </w:rPr>
+            </w:r>
+            <w:r>
+              <w:rPr>
+                <w:b w:val="0"/>
+                <w:i w:val="0"/>
+                <w:sz w:val="18"/>
+              </w:rPr>
+              <w:t>Beta blockers</w:t>
+            </w:r>
+            <w:r>
+              <w:rPr>
+                <w:sz w:val="18"/>
+              </w:rPr>
+              <w:br/>
+            </w:r>
+            <w:r>
+              <w:rPr>
+                <w:b w:val="0"/>
+                <w:i w:val="0"/>
+                <w:sz w:val="18"/>
+              </w:rPr>
+              <w:t>metoprolol, atenolol (beta-1 selective); propranolol, nadolol (non-selective); carvedilol, labetalol (third generation)</w:t>
+            </w:r>
+          </w:p>
+        </w:tc>
+        <w:tc>
+          <w:tcPr>
+            <w:tcW w:type="dxa" w:w="2909"/>
+          </w:tcPr>
+          <w:p>
+            <w:pPr>
+              <w:spacing w:after="40"/>
+            </w:pPr>
+            <w:r>
+              <w:rPr>
+                <w:sz w:val="18"/>
+              </w:rPr>
+            </w:r>
+            <w:r>
+              <w:rPr>
+                <w:b/>
+                <w:i w:val="0"/>
+                <w:sz w:val="18"/>
+              </w:rPr>
+              <w:t>Hypotension and bradycardia</w:t>
+            </w:r>
+            <w:r>
+              <w:rPr>
+                <w:b w:val="0"/>
+                <w:i w:val="0"/>
+                <w:sz w:val="18"/>
+              </w:rPr>
+              <w:t xml:space="preserve"> (slowed pulse) are the listed cardiovascular adverse reactions.</w:t>
+            </w:r>
+          </w:p>
+        </w:tc>
+        <w:tc>
+          <w:tcPr>
+            <w:tcW w:type="dxa" w:w="2909"/>
+          </w:tcPr>
+          <w:p>
+            <w:pPr>
+              <w:spacing w:after="40"/>
+            </w:pPr>
+            <w:r>
+              <w:rPr>
+                <w:sz w:val="18"/>
+              </w:rPr>
+            </w:r>
+            <w:r>
+              <w:rPr>
+                <w:b w:val="0"/>
+                <w:i w:val="0"/>
+                <w:sz w:val="18"/>
+              </w:rPr>
+              <w:t>Monitor heart rate. Warn about dizziness.</w:t>
+            </w:r>
+          </w:p>
+        </w:tc>
+        <w:tc>
+          <w:tcPr>
+            <w:tcW w:type="dxa" w:w="2909"/>
+          </w:tcPr>
+          <w:p>
+            <w:pPr>
+              <w:spacing w:after="40"/>
+            </w:pPr>
+            <w:r>
+              <w:rPr>
+                <w:sz w:val="18"/>
+              </w:rPr>
+            </w:r>
+            <w:r>
+              <w:rPr>
+                <w:b w:val="0"/>
+                <w:i w:val="0"/>
+                <w:sz w:val="18"/>
+              </w:rPr>
+              <w:t>Cardiovascular</w:t>
+            </w:r>
+          </w:p>
+        </w:tc>
+        <w:tc>
+          <w:tcPr>
+            <w:tcW w:type="dxa" w:w="2909"/>
+          </w:tcPr>
+          <w:p>
+            <w:pPr>
+              <w:spacing w:after="40"/>
+            </w:pPr>
+            <w:r>
+              <w:rPr>
+                <w:sz w:val="18"/>
+              </w:rPr>
+            </w:r>
+            <w:r>
+              <w:rPr>
+                <w:b w:val="0"/>
+                <w:i w:val="0"/>
+                <w:sz w:val="18"/>
+              </w:rPr>
+              <w:t>L8</w:t>
+            </w:r>
+            <w:r>
+              <w:rPr>
+                <w:sz w:val="18"/>
+              </w:rPr>
+              <w:br/>
+            </w:r>
+            <w:r>
+              <w:rPr>
+                <w:b w:val="0"/>
+                <w:i w:val="0"/>
+                <w:sz w:val="18"/>
+              </w:rPr>
+              <w:t>slide 19</w:t>
+            </w:r>
+          </w:p>
+        </w:tc>
+      </w:tr>
+      <w:tr>
+        <w:tc>
+          <w:tcPr>
+            <w:tcW w:type="dxa" w:w="2909"/>
+          </w:tcPr>
+          <w:p>
+            <w:pPr>
+              <w:spacing w:after="40"/>
+            </w:pPr>
+            <w:r>
+              <w:rPr>
+                <w:sz w:val="18"/>
+              </w:rPr>
+            </w:r>
+            <w:r>
+              <w:rPr>
+                <w:b w:val="0"/>
+                <w:i w:val="0"/>
+                <w:sz w:val="18"/>
+              </w:rPr>
+              <w:t>Beta blockers</w:t>
+            </w:r>
+            <w:r>
+              <w:rPr>
+                <w:sz w:val="18"/>
+              </w:rPr>
+              <w:br/>
+            </w:r>
+            <w:r>
+              <w:rPr>
+                <w:b w:val="0"/>
+                <w:i w:val="0"/>
+                <w:sz w:val="18"/>
+              </w:rPr>
+              <w:t>metoprolol, atenolol (beta-1 selective); propranolol, nadolol (non-selective); carvedilol, labetalol (third generation)</w:t>
+            </w:r>
+          </w:p>
+        </w:tc>
+        <w:tc>
+          <w:tcPr>
+            <w:tcW w:type="dxa" w:w="2909"/>
+          </w:tcPr>
+          <w:p>
+            <w:pPr>
+              <w:spacing w:after="40"/>
+            </w:pPr>
+            <w:r>
+              <w:rPr>
+                <w:sz w:val="18"/>
+              </w:rPr>
+            </w:r>
+            <w:r>
+              <w:rPr>
+                <w:b/>
+                <w:i w:val="0"/>
+                <w:sz w:val="18"/>
+              </w:rPr>
+              <w:t>Hyperglycemia and dyslipidemia</w:t>
+            </w:r>
+            <w:r>
+              <w:rPr>
+                <w:b w:val="0"/>
+                <w:i w:val="0"/>
+                <w:sz w:val="18"/>
+              </w:rPr>
+              <w:t xml:space="preserve"> (altered lipids).</w:t>
+            </w:r>
+          </w:p>
+        </w:tc>
+        <w:tc>
+          <w:tcPr>
+            <w:tcW w:type="dxa" w:w="2909"/>
+          </w:tcPr>
+          <w:p>
+            <w:pPr>
+              <w:spacing w:after="40"/>
+            </w:pPr>
+            <w:r>
+              <w:rPr>
+                <w:sz w:val="18"/>
+              </w:rPr>
+            </w:r>
+            <w:r>
+              <w:rPr>
+                <w:b/>
+                <w:i w:val="0"/>
+                <w:sz w:val="18"/>
+              </w:rPr>
+              <w:t>Monitor blood sugar and lipids.</w:t>
+            </w:r>
+          </w:p>
+        </w:tc>
+        <w:tc>
+          <w:tcPr>
+            <w:tcW w:type="dxa" w:w="2909"/>
+          </w:tcPr>
+          <w:p>
+            <w:pPr>
+              <w:spacing w:after="40"/>
+            </w:pPr>
+            <w:r>
+              <w:rPr>
+                <w:sz w:val="18"/>
+              </w:rPr>
+            </w:r>
+            <w:r>
+              <w:rPr>
+                <w:b w:val="0"/>
+                <w:i w:val="0"/>
+                <w:sz w:val="18"/>
+              </w:rPr>
+              <w:t>Metabolic</w:t>
+            </w:r>
+          </w:p>
+        </w:tc>
+        <w:tc>
+          <w:tcPr>
+            <w:tcW w:type="dxa" w:w="2909"/>
+          </w:tcPr>
+          <w:p>
+            <w:pPr>
+              <w:spacing w:after="40"/>
+            </w:pPr>
+            <w:r>
+              <w:rPr>
+                <w:sz w:val="18"/>
+              </w:rPr>
+            </w:r>
+            <w:r>
+              <w:rPr>
+                <w:b w:val="0"/>
+                <w:i w:val="0"/>
+                <w:sz w:val="18"/>
+              </w:rPr>
+              <w:t>L8</w:t>
+            </w:r>
+            <w:r>
+              <w:rPr>
+                <w:sz w:val="18"/>
+              </w:rPr>
+              <w:br/>
+            </w:r>
+            <w:r>
+              <w:rPr>
+                <w:b w:val="0"/>
+                <w:i w:val="0"/>
+                <w:sz w:val="18"/>
+              </w:rPr>
+              <w:t>slide 19</w:t>
+            </w:r>
+          </w:p>
+        </w:tc>
+      </w:tr>
+      <w:tr>
+        <w:tc>
+          <w:tcPr>
+            <w:tcW w:type="dxa" w:w="2909"/>
+          </w:tcPr>
+          <w:p>
+            <w:pPr>
+              <w:spacing w:after="40"/>
+            </w:pPr>
+            <w:r>
+              <w:rPr>
+                <w:sz w:val="18"/>
+              </w:rPr>
+            </w:r>
+            <w:r>
+              <w:rPr>
+                <w:b w:val="0"/>
+                <w:i w:val="0"/>
+                <w:sz w:val="18"/>
+              </w:rPr>
+              <w:t>Beta blockers</w:t>
+            </w:r>
+            <w:r>
+              <w:rPr>
+                <w:sz w:val="18"/>
+              </w:rPr>
+              <w:br/>
+            </w:r>
+            <w:r>
+              <w:rPr>
+                <w:b w:val="0"/>
+                <w:i w:val="0"/>
+                <w:sz w:val="18"/>
+              </w:rPr>
+              <w:t>metoprolol, atenolol (beta-1 selective); propranolol, nadolol (non-selective); carvedilol, labetalol (third generation)</w:t>
+            </w:r>
+          </w:p>
+        </w:tc>
+        <w:tc>
+          <w:tcPr>
+            <w:tcW w:type="dxa" w:w="2909"/>
+          </w:tcPr>
+          <w:p>
+            <w:pPr>
+              <w:spacing w:after="40"/>
+            </w:pPr>
+            <w:r>
+              <w:rPr>
+                <w:sz w:val="18"/>
+              </w:rPr>
+            </w:r>
+            <w:r>
+              <w:rPr>
+                <w:b/>
+                <w:i w:val="0"/>
+                <w:sz w:val="18"/>
+              </w:rPr>
+              <w:t>Fatigue, sexual dysfunction, nightmares and worsened claudication</w:t>
+            </w:r>
+            <w:r>
+              <w:rPr>
+                <w:b w:val="0"/>
+                <w:i w:val="0"/>
+                <w:sz w:val="18"/>
+              </w:rPr>
+              <w:t xml:space="preserve"> (leg pain on walking from peripheral vascular disease).</w:t>
+            </w:r>
+          </w:p>
+        </w:tc>
+        <w:tc>
+          <w:tcPr>
+            <w:tcW w:type="dxa" w:w="2909"/>
+          </w:tcPr>
+          <w:p>
+            <w:pPr>
+              <w:spacing w:after="40"/>
+            </w:pPr>
+            <w:r>
+              <w:rPr>
+                <w:sz w:val="18"/>
+              </w:rPr>
+            </w:r>
+            <w:r>
+              <w:rPr>
+                <w:b w:val="0"/>
+                <w:i w:val="0"/>
+                <w:sz w:val="18"/>
+              </w:rPr>
+              <w:t>Ask about tiredness, sleep and sexual function; patients with peripheral vascular disease may notice more leg pain.</w:t>
+            </w:r>
+          </w:p>
+        </w:tc>
+        <w:tc>
+          <w:tcPr>
+            <w:tcW w:type="dxa" w:w="2909"/>
+          </w:tcPr>
+          <w:p>
+            <w:pPr>
+              <w:spacing w:after="40"/>
+            </w:pPr>
+            <w:r>
+              <w:rPr>
+                <w:sz w:val="18"/>
+              </w:rPr>
+            </w:r>
+            <w:r>
+              <w:rPr>
+                <w:b w:val="0"/>
+                <w:i w:val="0"/>
+                <w:sz w:val="18"/>
+              </w:rPr>
+              <w:t>Neurologic / Vascular</w:t>
+            </w:r>
+          </w:p>
+        </w:tc>
+        <w:tc>
+          <w:tcPr>
+            <w:tcW w:type="dxa" w:w="2909"/>
+          </w:tcPr>
+          <w:p>
+            <w:pPr>
+              <w:spacing w:after="40"/>
+            </w:pPr>
+            <w:r>
+              <w:rPr>
+                <w:sz w:val="18"/>
+              </w:rPr>
+            </w:r>
+            <w:r>
+              <w:rPr>
+                <w:b w:val="0"/>
+                <w:i w:val="0"/>
+                <w:sz w:val="18"/>
+              </w:rPr>
+              <w:t>L8</w:t>
+            </w:r>
+            <w:r>
+              <w:rPr>
+                <w:sz w:val="18"/>
+              </w:rPr>
+              <w:br/>
+            </w:r>
+            <w:r>
+              <w:rPr>
+                <w:b w:val="0"/>
+                <w:i w:val="0"/>
+                <w:sz w:val="18"/>
+              </w:rPr>
+              <w:t>slide 19</w:t>
+            </w:r>
+          </w:p>
+        </w:tc>
+      </w:tr>
+      <w:tr>
+        <w:tc>
+          <w:tcPr>
+            <w:tcW w:type="dxa" w:w="2909"/>
+          </w:tcPr>
+          <w:p>
+            <w:pPr>
+              <w:spacing w:after="40"/>
+            </w:pPr>
+            <w:r>
+              <w:rPr>
+                <w:sz w:val="18"/>
+              </w:rPr>
+            </w:r>
+            <w:r>
+              <w:rPr>
+                <w:b w:val="0"/>
+                <w:i w:val="0"/>
+                <w:sz w:val="18"/>
+              </w:rPr>
+              <w:t>Beta blockers</w:t>
+            </w:r>
+            <w:r>
+              <w:rPr>
+                <w:sz w:val="18"/>
+              </w:rPr>
+              <w:br/>
+            </w:r>
+            <w:r>
+              <w:rPr>
+                <w:b w:val="0"/>
+                <w:i w:val="0"/>
+                <w:sz w:val="18"/>
+              </w:rPr>
+              <w:t>metoprolol, atenolol (beta-1 selective); propranolol, nadolol (non-selective); carvedilol, labetalol (third generation)</w:t>
+            </w:r>
+            <w:r>
+              <w:rPr>
+                <w:b w:val="0"/>
+                <w:i w:val="0"/>
+                <w:sz w:val="18"/>
+              </w:rPr>
+              <w:t>Black box</w:t>
+            </w:r>
+          </w:p>
+        </w:tc>
+        <w:tc>
+          <w:tcPr>
+            <w:tcW w:type="dxa" w:w="2909"/>
+          </w:tcPr>
+          <w:p>
+            <w:pPr>
+              <w:spacing w:after="40"/>
+            </w:pPr>
+            <w:r>
+              <w:rPr>
+                <w:sz w:val="18"/>
+              </w:rPr>
+            </w:r>
+            <w:r>
+              <w:rPr>
+                <w:b/>
+                <w:i w:val="0"/>
+                <w:sz w:val="18"/>
+              </w:rPr>
+              <w:t>Rapid discontinuation must be avoided; stop gradually.</w:t>
+            </w:r>
+            <w:r>
+              <w:rPr>
+                <w:b w:val="0"/>
+                <w:i w:val="0"/>
+                <w:sz w:val="18"/>
+              </w:rPr>
+              <w:t xml:space="preserve"> (Added background: abrupt cessation can cause rebound angina and myocardial infarction.) </w:t>
+            </w:r>
+            <w:r>
+              <w:rPr>
+                <w:b w:val="0"/>
+                <w:i/>
+                <w:sz w:val="18"/>
+              </w:rPr>
+              <w:t>Added background: several beta blockers (for example metoprolol, atenolol and nadolol) carry a Food and Drug Administration (FDA) boxed warning (black box) for abrupt cessation; carvedilol and labetalol carry no boxed warning.</w:t>
+            </w:r>
+          </w:p>
+        </w:tc>
+        <w:tc>
+          <w:tcPr>
+            <w:tcW w:type="dxa" w:w="2909"/>
+          </w:tcPr>
+          <w:p>
+            <w:pPr>
+              <w:spacing w:after="40"/>
+            </w:pPr>
+            <w:r>
+              <w:rPr>
+                <w:sz w:val="18"/>
+              </w:rPr>
+            </w:r>
+            <w:r>
+              <w:rPr>
+                <w:b/>
+                <w:i w:val="0"/>
+                <w:sz w:val="18"/>
+              </w:rPr>
+              <w:t>Never stop abruptly; stop gradually.</w:t>
+            </w:r>
+            <w:r>
+              <w:rPr>
+                <w:b w:val="0"/>
+                <w:i w:val="0"/>
+                <w:sz w:val="18"/>
+              </w:rPr>
+              <w:t xml:space="preserve"> Ask about missed doses, running out of medicine and travel.</w:t>
+            </w:r>
+          </w:p>
+        </w:tc>
+        <w:tc>
+          <w:tcPr>
+            <w:tcW w:type="dxa" w:w="2909"/>
+          </w:tcPr>
+          <w:p>
+            <w:pPr>
+              <w:spacing w:after="40"/>
+            </w:pPr>
+            <w:r>
+              <w:rPr>
+                <w:sz w:val="18"/>
+              </w:rPr>
+            </w:r>
+            <w:r>
+              <w:rPr>
+                <w:b w:val="0"/>
+                <w:i w:val="0"/>
+                <w:sz w:val="18"/>
+              </w:rPr>
+              <w:t>Cardiovascular</w:t>
+            </w:r>
+          </w:p>
+        </w:tc>
+        <w:tc>
+          <w:tcPr>
+            <w:tcW w:type="dxa" w:w="2909"/>
+          </w:tcPr>
+          <w:p>
+            <w:pPr>
+              <w:spacing w:after="40"/>
+            </w:pPr>
+            <w:r>
+              <w:rPr>
+                <w:sz w:val="18"/>
+              </w:rPr>
+            </w:r>
+            <w:r>
+              <w:rPr>
+                <w:b w:val="0"/>
+                <w:i w:val="0"/>
+                <w:sz w:val="18"/>
+              </w:rPr>
+              <w:t>L8</w:t>
+            </w:r>
+            <w:r>
+              <w:rPr>
+                <w:sz w:val="18"/>
+              </w:rPr>
+              <w:br/>
+            </w:r>
+            <w:r>
+              <w:rPr>
+                <w:b w:val="0"/>
+                <w:i w:val="0"/>
+                <w:sz w:val="18"/>
+              </w:rPr>
+              <w:t>slide 19</w:t>
+            </w:r>
+          </w:p>
+        </w:tc>
+      </w:tr>
+      <w:tr>
+        <w:tc>
+          <w:tcPr>
+            <w:tcW w:type="dxa" w:w="14545"/>
+            <w:gridSpan w:val="5"/>
+          </w:tcPr>
+          <w:p>
+            <w:pPr>
+              <w:spacing w:after="40"/>
+            </w:pPr>
+            <w:r/>
+          </w:p>
+        </w:tc>
+      </w:tr>
+      <w:tr>
+        <w:tc>
+          <w:tcPr>
+            <w:tcW w:type="dxa" w:w="2909"/>
+          </w:tcPr>
+          <w:p>
+            <w:pPr>
+              <w:spacing w:after="40"/>
+            </w:pPr>
+            <w:r>
+              <w:rPr>
+                <w:sz w:val="18"/>
+              </w:rPr>
+            </w:r>
+            <w:r>
+              <w:rPr>
+                <w:b w:val="0"/>
+                <w:i w:val="0"/>
+                <w:sz w:val="18"/>
+              </w:rPr>
+              <w:t>Calcium channel blockers</w:t>
+            </w:r>
+            <w:r>
+              <w:rPr>
+                <w:sz w:val="18"/>
+              </w:rPr>
+              <w:br/>
+            </w:r>
+            <w:r>
+              <w:rPr>
+                <w:b w:val="0"/>
+                <w:i w:val="0"/>
+                <w:sz w:val="18"/>
+              </w:rPr>
+              <w:t>dihydropyridine and non-dihydropyridine</w:t>
+            </w:r>
+          </w:p>
+        </w:tc>
+        <w:tc>
+          <w:tcPr>
+            <w:tcW w:type="dxa" w:w="2909"/>
+          </w:tcPr>
+          <w:p>
+            <w:pPr>
+              <w:spacing w:after="40"/>
+            </w:pPr>
+            <w:r>
+              <w:rPr>
+                <w:sz w:val="18"/>
+              </w:rPr>
+            </w:r>
+            <w:r>
+              <w:rPr>
+                <w:b/>
+                <w:i w:val="0"/>
+                <w:sz w:val="18"/>
+              </w:rPr>
+              <w:t>Hypotension</w:t>
+            </w:r>
+            <w:r>
+              <w:rPr>
+                <w:b w:val="0"/>
+                <w:i w:val="0"/>
+                <w:sz w:val="18"/>
+              </w:rPr>
+              <w:t xml:space="preserve"> is the adverse reaction listed for the whole class.</w:t>
+            </w:r>
+          </w:p>
+        </w:tc>
+        <w:tc>
+          <w:tcPr>
+            <w:tcW w:type="dxa" w:w="2909"/>
+          </w:tcPr>
+          <w:p>
+            <w:pPr>
+              <w:spacing w:after="40"/>
+            </w:pPr>
+            <w:r>
+              <w:rPr>
+                <w:sz w:val="18"/>
+              </w:rPr>
+            </w:r>
+            <w:r>
+              <w:rPr>
+                <w:b w:val="0"/>
+                <w:i w:val="0"/>
+                <w:sz w:val="18"/>
+              </w:rPr>
+              <w:t>Monitor for relief of symptoms; ask about dizziness on standing.</w:t>
+            </w:r>
+          </w:p>
+        </w:tc>
+        <w:tc>
+          <w:tcPr>
+            <w:tcW w:type="dxa" w:w="2909"/>
+          </w:tcPr>
+          <w:p>
+            <w:pPr>
+              <w:spacing w:after="40"/>
+            </w:pPr>
+            <w:r>
+              <w:rPr>
+                <w:sz w:val="18"/>
+              </w:rPr>
+            </w:r>
+            <w:r>
+              <w:rPr>
+                <w:b w:val="0"/>
+                <w:i w:val="0"/>
+                <w:sz w:val="18"/>
+              </w:rPr>
+              <w:t>Cardiovascular</w:t>
+            </w:r>
+          </w:p>
+        </w:tc>
+        <w:tc>
+          <w:tcPr>
+            <w:tcW w:type="dxa" w:w="2909"/>
+          </w:tcPr>
+          <w:p>
+            <w:pPr>
+              <w:spacing w:after="40"/>
+            </w:pPr>
+            <w:r>
+              <w:rPr>
+                <w:sz w:val="18"/>
+              </w:rPr>
+            </w:r>
+            <w:r>
+              <w:rPr>
+                <w:b w:val="0"/>
+                <w:i w:val="0"/>
+                <w:sz w:val="18"/>
+              </w:rPr>
+              <w:t>L8</w:t>
+            </w:r>
+            <w:r>
+              <w:rPr>
+                <w:sz w:val="18"/>
+              </w:rPr>
+              <w:br/>
+            </w:r>
+            <w:r>
+              <w:rPr>
+                <w:b w:val="0"/>
+                <w:i w:val="0"/>
+                <w:sz w:val="18"/>
+              </w:rPr>
+              <w:t>slide 24</w:t>
+            </w:r>
+          </w:p>
+        </w:tc>
+      </w:tr>
+      <w:tr>
+        <w:tc>
+          <w:tcPr>
+            <w:tcW w:type="dxa" w:w="2909"/>
+          </w:tcPr>
+          <w:p>
+            <w:pPr>
+              <w:spacing w:after="40"/>
+            </w:pPr>
+            <w:r>
+              <w:rPr>
+                <w:sz w:val="18"/>
+              </w:rPr>
+            </w:r>
+            <w:r>
+              <w:rPr>
+                <w:b w:val="0"/>
+                <w:i w:val="0"/>
+                <w:sz w:val="18"/>
+              </w:rPr>
+              <w:t>Dihydropyridine calcium channel blockers</w:t>
+            </w:r>
+            <w:r>
+              <w:rPr>
+                <w:sz w:val="18"/>
+              </w:rPr>
+              <w:br/>
+            </w:r>
+            <w:r>
+              <w:rPr>
+                <w:b w:val="0"/>
+                <w:i w:val="0"/>
+                <w:sz w:val="18"/>
+              </w:rPr>
+              <w:t>nifedipine, amlodipine, felodipine</w:t>
+            </w:r>
+          </w:p>
+        </w:tc>
+        <w:tc>
+          <w:tcPr>
+            <w:tcW w:type="dxa" w:w="2909"/>
+          </w:tcPr>
+          <w:p>
+            <w:pPr>
+              <w:spacing w:after="40"/>
+            </w:pPr>
+            <w:r>
+              <w:rPr>
+                <w:sz w:val="18"/>
+              </w:rPr>
+            </w:r>
+            <w:r>
+              <w:rPr>
+                <w:b/>
+                <w:i w:val="0"/>
+                <w:sz w:val="18"/>
+              </w:rPr>
+              <w:t>Headache, flushing and peripheral edema</w:t>
+            </w:r>
+            <w:r>
+              <w:rPr>
+                <w:b w:val="0"/>
+                <w:i w:val="0"/>
+                <w:sz w:val="18"/>
+              </w:rPr>
+              <w:t xml:space="preserve"> (ankle swelling).</w:t>
+            </w:r>
+          </w:p>
+        </w:tc>
+        <w:tc>
+          <w:tcPr>
+            <w:tcW w:type="dxa" w:w="2909"/>
+          </w:tcPr>
+          <w:p>
+            <w:pPr>
+              <w:spacing w:after="40"/>
+            </w:pPr>
+            <w:r>
+              <w:rPr>
+                <w:sz w:val="18"/>
+              </w:rPr>
+            </w:r>
+            <w:r>
+              <w:rPr>
+                <w:b w:val="0"/>
+                <w:i w:val="0"/>
+                <w:sz w:val="18"/>
+              </w:rPr>
+              <w:t>Ask about headache and ankle swelling; these come from the vasodilation.</w:t>
+            </w:r>
+          </w:p>
+        </w:tc>
+        <w:tc>
+          <w:tcPr>
+            <w:tcW w:type="dxa" w:w="2909"/>
+          </w:tcPr>
+          <w:p>
+            <w:pPr>
+              <w:spacing w:after="40"/>
+            </w:pPr>
+            <w:r>
+              <w:rPr>
+                <w:sz w:val="18"/>
+              </w:rPr>
+            </w:r>
+            <w:r>
+              <w:rPr>
+                <w:b w:val="0"/>
+                <w:i w:val="0"/>
+                <w:sz w:val="18"/>
+              </w:rPr>
+              <w:t>Vascular / Neurologic</w:t>
+            </w:r>
+          </w:p>
+        </w:tc>
+        <w:tc>
+          <w:tcPr>
+            <w:tcW w:type="dxa" w:w="2909"/>
+          </w:tcPr>
+          <w:p>
+            <w:pPr>
+              <w:spacing w:after="40"/>
+            </w:pPr>
+            <w:r>
+              <w:rPr>
+                <w:sz w:val="18"/>
+              </w:rPr>
+            </w:r>
+            <w:r>
+              <w:rPr>
+                <w:b w:val="0"/>
+                <w:i w:val="0"/>
+                <w:sz w:val="18"/>
+              </w:rPr>
+              <w:t>L8</w:t>
+            </w:r>
+            <w:r>
+              <w:rPr>
+                <w:sz w:val="18"/>
+              </w:rPr>
+              <w:br/>
+            </w:r>
+            <w:r>
+              <w:rPr>
+                <w:b w:val="0"/>
+                <w:i w:val="0"/>
+                <w:sz w:val="18"/>
+              </w:rPr>
+              <w:t>slide 24</w:t>
+            </w:r>
+          </w:p>
+        </w:tc>
+      </w:tr>
+      <w:tr>
+        <w:tc>
+          <w:tcPr>
+            <w:tcW w:type="dxa" w:w="2909"/>
+          </w:tcPr>
+          <w:p>
+            <w:pPr>
+              <w:spacing w:after="40"/>
+            </w:pPr>
+            <w:r>
+              <w:rPr>
+                <w:sz w:val="18"/>
+              </w:rPr>
+            </w:r>
+            <w:r>
+              <w:rPr>
+                <w:b w:val="0"/>
+                <w:i w:val="0"/>
+                <w:sz w:val="18"/>
+              </w:rPr>
+              <w:t>Non-dihydropyridine calcium channel blockers</w:t>
+            </w:r>
+            <w:r>
+              <w:rPr>
+                <w:sz w:val="18"/>
+              </w:rPr>
+              <w:br/>
+            </w:r>
+            <w:r>
+              <w:rPr>
+                <w:b w:val="0"/>
+                <w:i w:val="0"/>
+                <w:sz w:val="18"/>
+              </w:rPr>
+              <w:t>diltiazem, verapamil</w:t>
+            </w:r>
+          </w:p>
+        </w:tc>
+        <w:tc>
+          <w:tcPr>
+            <w:tcW w:type="dxa" w:w="2909"/>
+          </w:tcPr>
+          <w:p>
+            <w:pPr>
+              <w:spacing w:after="40"/>
+            </w:pPr>
+            <w:r>
+              <w:rPr>
+                <w:sz w:val="18"/>
+              </w:rPr>
+            </w:r>
+            <w:r>
+              <w:rPr>
+                <w:b/>
+                <w:i w:val="0"/>
+                <w:sz w:val="18"/>
+              </w:rPr>
+              <w:t>Slow the heart rate and atrioventricular conduction</w:t>
+            </w:r>
+            <w:r>
+              <w:rPr>
+                <w:b w:val="0"/>
+                <w:i w:val="0"/>
+                <w:sz w:val="18"/>
+              </w:rPr>
+              <w:t xml:space="preserve"> (verapamil the most), and lower contractility; dihydropyridines leave conduction unchanged.</w:t>
+            </w:r>
+          </w:p>
+        </w:tc>
+        <w:tc>
+          <w:tcPr>
+            <w:tcW w:type="dxa" w:w="2909"/>
+          </w:tcPr>
+          <w:p>
+            <w:pPr>
+              <w:spacing w:after="40"/>
+            </w:pPr>
+            <w:r>
+              <w:rPr>
+                <w:sz w:val="18"/>
+              </w:rPr>
+            </w:r>
+            <w:r>
+              <w:rPr>
+                <w:b/>
+                <w:i w:val="0"/>
+                <w:sz w:val="18"/>
+              </w:rPr>
+              <w:t>Monitor heart rate.</w:t>
+            </w:r>
+            <w:r>
+              <w:rPr>
+                <w:b w:val="0"/>
+                <w:i w:val="0"/>
+                <w:sz w:val="18"/>
+              </w:rPr>
+              <w:t xml:space="preserve"> Watch for heart block, especially when combined with a beta blocker.</w:t>
+            </w:r>
+          </w:p>
+        </w:tc>
+        <w:tc>
+          <w:tcPr>
+            <w:tcW w:type="dxa" w:w="2909"/>
+          </w:tcPr>
+          <w:p>
+            <w:pPr>
+              <w:spacing w:after="40"/>
+            </w:pPr>
+            <w:r>
+              <w:rPr>
+                <w:sz w:val="18"/>
+              </w:rPr>
+            </w:r>
+            <w:r>
+              <w:rPr>
+                <w:b w:val="0"/>
+                <w:i w:val="0"/>
+                <w:sz w:val="18"/>
+              </w:rPr>
+              <w:t>Cardiovascular</w:t>
+            </w:r>
+          </w:p>
+        </w:tc>
+        <w:tc>
+          <w:tcPr>
+            <w:tcW w:type="dxa" w:w="2909"/>
+          </w:tcPr>
+          <w:p>
+            <w:pPr>
+              <w:spacing w:after="40"/>
+            </w:pPr>
+            <w:r>
+              <w:rPr>
+                <w:sz w:val="18"/>
+              </w:rPr>
+            </w:r>
+            <w:r>
+              <w:rPr>
+                <w:b w:val="0"/>
+                <w:i w:val="0"/>
+                <w:sz w:val="18"/>
+              </w:rPr>
+              <w:t>L8</w:t>
+            </w:r>
+            <w:r>
+              <w:rPr>
+                <w:sz w:val="18"/>
+              </w:rPr>
+              <w:br/>
+            </w:r>
+            <w:r>
+              <w:rPr>
+                <w:b w:val="0"/>
+                <w:i w:val="0"/>
+                <w:sz w:val="18"/>
+              </w:rPr>
+              <w:t>slide 21</w:t>
+            </w:r>
+          </w:p>
+        </w:tc>
+      </w:tr>
+      <w:tr>
+        <w:tc>
+          <w:tcPr>
+            <w:tcW w:type="dxa" w:w="2909"/>
+          </w:tcPr>
+          <w:p>
+            <w:pPr>
+              <w:spacing w:after="40"/>
+            </w:pPr>
+            <w:r>
+              <w:rPr>
+                <w:sz w:val="18"/>
+              </w:rPr>
+            </w:r>
+            <w:r>
+              <w:rPr>
+                <w:b w:val="0"/>
+                <w:i w:val="0"/>
+                <w:sz w:val="18"/>
+              </w:rPr>
+              <w:t>Calcium channel blockers</w:t>
+            </w:r>
+            <w:r>
+              <w:rPr>
+                <w:sz w:val="18"/>
+              </w:rPr>
+              <w:br/>
+            </w:r>
+            <w:r>
+              <w:rPr>
+                <w:b w:val="0"/>
+                <w:i w:val="0"/>
+                <w:sz w:val="18"/>
+              </w:rPr>
+              <w:t>dihydropyridine and non-dihydropyridine</w:t>
+            </w:r>
+          </w:p>
+        </w:tc>
+        <w:tc>
+          <w:tcPr>
+            <w:tcW w:type="dxa" w:w="2909"/>
+          </w:tcPr>
+          <w:p>
+            <w:pPr>
+              <w:spacing w:after="40"/>
+            </w:pPr>
+            <w:r>
+              <w:rPr>
+                <w:sz w:val="18"/>
+              </w:rPr>
+            </w:r>
+            <w:r>
+              <w:rPr>
+                <w:b/>
+                <w:i w:val="0"/>
+                <w:sz w:val="18"/>
+              </w:rPr>
+              <w:t>Dizziness and constipation</w:t>
+            </w:r>
+            <w:r>
+              <w:rPr>
+                <w:b w:val="0"/>
+                <w:i w:val="0"/>
+                <w:sz w:val="18"/>
+              </w:rPr>
+              <w:t xml:space="preserve"> are the counseling points for the class; constipation is mainly a verapamil effect.</w:t>
+            </w:r>
+          </w:p>
+        </w:tc>
+        <w:tc>
+          <w:tcPr>
+            <w:tcW w:type="dxa" w:w="2909"/>
+          </w:tcPr>
+          <w:p>
+            <w:pPr>
+              <w:spacing w:after="40"/>
+            </w:pPr>
+            <w:r>
+              <w:rPr>
+                <w:sz w:val="18"/>
+              </w:rPr>
+            </w:r>
+            <w:r>
+              <w:rPr>
+                <w:b w:val="0"/>
+                <w:i w:val="0"/>
+                <w:sz w:val="18"/>
+              </w:rPr>
+              <w:t>Ask about bowel habits and dizziness.</w:t>
+            </w:r>
+          </w:p>
+        </w:tc>
+        <w:tc>
+          <w:tcPr>
+            <w:tcW w:type="dxa" w:w="2909"/>
+          </w:tcPr>
+          <w:p>
+            <w:pPr>
+              <w:spacing w:after="40"/>
+            </w:pPr>
+            <w:r>
+              <w:rPr>
+                <w:sz w:val="18"/>
+              </w:rPr>
+            </w:r>
+            <w:r>
+              <w:rPr>
+                <w:b w:val="0"/>
+                <w:i w:val="0"/>
+                <w:sz w:val="18"/>
+              </w:rPr>
+              <w:t>Gastrointestinal / Neurologic</w:t>
+            </w:r>
+          </w:p>
+        </w:tc>
+        <w:tc>
+          <w:tcPr>
+            <w:tcW w:type="dxa" w:w="2909"/>
+          </w:tcPr>
+          <w:p>
+            <w:pPr>
+              <w:spacing w:after="40"/>
+            </w:pPr>
+            <w:r>
+              <w:rPr>
+                <w:sz w:val="18"/>
+              </w:rPr>
+            </w:r>
+            <w:r>
+              <w:rPr>
+                <w:b w:val="0"/>
+                <w:i w:val="0"/>
+                <w:sz w:val="18"/>
+              </w:rPr>
+              <w:t>L8</w:t>
+            </w:r>
+            <w:r>
+              <w:rPr>
+                <w:sz w:val="18"/>
+              </w:rPr>
+              <w:br/>
+            </w:r>
+            <w:r>
+              <w:rPr>
+                <w:b w:val="0"/>
+                <w:i w:val="0"/>
+                <w:sz w:val="18"/>
+              </w:rPr>
+              <w:t>slide 24</w:t>
+            </w:r>
+          </w:p>
+        </w:tc>
+      </w:tr>
+      <w:tr>
+        <w:tc>
+          <w:tcPr>
+            <w:tcW w:type="dxa" w:w="14545"/>
+            <w:gridSpan w:val="5"/>
+          </w:tcPr>
+          <w:p>
+            <w:pPr>
+              <w:spacing w:after="40"/>
+            </w:pPr>
+            <w:r/>
+          </w:p>
+        </w:tc>
+      </w:tr>
+      <w:tr>
+        <w:tc>
+          <w:tcPr>
+            <w:tcW w:type="dxa" w:w="2909"/>
+          </w:tcPr>
+          <w:p>
+            <w:pPr>
+              <w:spacing w:after="40"/>
+            </w:pPr>
+            <w:r>
+              <w:rPr>
+                <w:sz w:val="18"/>
+              </w:rPr>
+            </w:r>
+            <w:r>
+              <w:rPr>
+                <w:b w:val="0"/>
+                <w:i w:val="0"/>
+                <w:sz w:val="18"/>
+              </w:rPr>
+              <w:t>Long-acting nitrates</w:t>
+            </w:r>
+            <w:r>
+              <w:rPr>
+                <w:sz w:val="18"/>
+              </w:rPr>
+              <w:br/>
+            </w:r>
+            <w:r>
+              <w:rPr>
+                <w:b w:val="0"/>
+                <w:i w:val="0"/>
+                <w:sz w:val="18"/>
+              </w:rPr>
+              <w:t>isosorbide mononitrate (Imdur), isosorbide dinitrate; nitroglycerin ointment (Nitro-Bid) and transdermal patch</w:t>
+            </w:r>
+          </w:p>
+        </w:tc>
+        <w:tc>
+          <w:tcPr>
+            <w:tcW w:type="dxa" w:w="2909"/>
+          </w:tcPr>
+          <w:p>
+            <w:pPr>
+              <w:spacing w:after="40"/>
+            </w:pPr>
+            <w:r>
+              <w:rPr>
+                <w:sz w:val="18"/>
+              </w:rPr>
+            </w:r>
+            <w:r>
+              <w:rPr>
+                <w:b/>
+                <w:i w:val="0"/>
+                <w:sz w:val="18"/>
+              </w:rPr>
+              <w:t>Headache, flushing, postural hypotension and reflex tachycardia</w:t>
+            </w:r>
+            <w:r>
+              <w:rPr>
+                <w:b w:val="0"/>
+                <w:i w:val="0"/>
+                <w:sz w:val="18"/>
+              </w:rPr>
+              <w:t xml:space="preserve"> (a fast pulse as the body answers the fall in pressure).</w:t>
+            </w:r>
+          </w:p>
+        </w:tc>
+        <w:tc>
+          <w:tcPr>
+            <w:tcW w:type="dxa" w:w="2909"/>
+          </w:tcPr>
+          <w:p>
+            <w:pPr>
+              <w:spacing w:after="40"/>
+            </w:pPr>
+            <w:r>
+              <w:rPr>
+                <w:sz w:val="18"/>
+              </w:rPr>
+            </w:r>
+            <w:r>
+              <w:rPr>
+                <w:b w:val="0"/>
+                <w:i w:val="0"/>
+                <w:sz w:val="18"/>
+              </w:rPr>
+              <w:t xml:space="preserve">Ask about headache and dizziness on standing; </w:t>
+            </w:r>
+            <w:r>
+              <w:rPr>
+                <w:b/>
+                <w:i w:val="0"/>
+                <w:sz w:val="18"/>
+              </w:rPr>
+              <w:t>orthostatic hypotension</w:t>
+            </w:r>
+            <w:r>
+              <w:rPr>
+                <w:b w:val="0"/>
+                <w:i w:val="0"/>
+                <w:sz w:val="18"/>
+              </w:rPr>
+              <w:t xml:space="preserve"> is the warning for every nitrate user.</w:t>
+            </w:r>
+          </w:p>
+        </w:tc>
+        <w:tc>
+          <w:tcPr>
+            <w:tcW w:type="dxa" w:w="2909"/>
+          </w:tcPr>
+          <w:p>
+            <w:pPr>
+              <w:spacing w:after="40"/>
+            </w:pPr>
+            <w:r>
+              <w:rPr>
+                <w:sz w:val="18"/>
+              </w:rPr>
+            </w:r>
+            <w:r>
+              <w:rPr>
+                <w:b w:val="0"/>
+                <w:i w:val="0"/>
+                <w:sz w:val="18"/>
+              </w:rPr>
+              <w:t>Cardiovascular / Neurologic</w:t>
+            </w:r>
+          </w:p>
+        </w:tc>
+        <w:tc>
+          <w:tcPr>
+            <w:tcW w:type="dxa" w:w="2909"/>
+          </w:tcPr>
+          <w:p>
+            <w:pPr>
+              <w:spacing w:after="40"/>
+            </w:pPr>
+            <w:r>
+              <w:rPr>
+                <w:sz w:val="18"/>
+              </w:rPr>
+            </w:r>
+            <w:r>
+              <w:rPr>
+                <w:b w:val="0"/>
+                <w:i w:val="0"/>
+                <w:sz w:val="18"/>
+              </w:rPr>
+              <w:t>L8</w:t>
+            </w:r>
+            <w:r>
+              <w:rPr>
+                <w:sz w:val="18"/>
+              </w:rPr>
+              <w:br/>
+            </w:r>
+            <w:r>
+              <w:rPr>
+                <w:b w:val="0"/>
+                <w:i w:val="0"/>
+                <w:sz w:val="18"/>
+              </w:rPr>
+              <w:t>slide 31</w:t>
+            </w:r>
+          </w:p>
+        </w:tc>
+      </w:tr>
+      <w:tr>
+        <w:tc>
+          <w:tcPr>
+            <w:tcW w:type="dxa" w:w="2909"/>
+          </w:tcPr>
+          <w:p>
+            <w:pPr>
+              <w:spacing w:after="40"/>
+            </w:pPr>
+            <w:r>
+              <w:rPr>
+                <w:sz w:val="18"/>
+              </w:rPr>
+            </w:r>
+            <w:r>
+              <w:rPr>
+                <w:b w:val="0"/>
+                <w:i w:val="0"/>
+                <w:sz w:val="18"/>
+              </w:rPr>
+              <w:t>Short-acting nitrates</w:t>
+            </w:r>
+            <w:r>
+              <w:rPr>
+                <w:sz w:val="18"/>
+              </w:rPr>
+              <w:br/>
+            </w:r>
+            <w:r>
+              <w:rPr>
+                <w:b w:val="0"/>
+                <w:i w:val="0"/>
+                <w:sz w:val="18"/>
+              </w:rPr>
+              <w:t>nitroglycerin: sublingual tablet (Nitrostat), lingual spray (Nitrolingual Pumpspray)</w:t>
+            </w:r>
+          </w:p>
+        </w:tc>
+        <w:tc>
+          <w:tcPr>
+            <w:tcW w:type="dxa" w:w="2909"/>
+          </w:tcPr>
+          <w:p>
+            <w:pPr>
+              <w:spacing w:after="40"/>
+            </w:pPr>
+            <w:r>
+              <w:rPr>
+                <w:sz w:val="18"/>
+              </w:rPr>
+            </w:r>
+            <w:r>
+              <w:rPr>
+                <w:b/>
+                <w:i w:val="0"/>
+                <w:sz w:val="18"/>
+              </w:rPr>
+              <w:t>Orthostatic hypotension</w:t>
+            </w:r>
+            <w:r>
+              <w:rPr>
+                <w:b w:val="0"/>
+                <w:i w:val="0"/>
+                <w:sz w:val="18"/>
+              </w:rPr>
+              <w:t xml:space="preserve"> is the warning given for the short-acting forms.</w:t>
+            </w:r>
+          </w:p>
+        </w:tc>
+        <w:tc>
+          <w:tcPr>
+            <w:tcW w:type="dxa" w:w="2909"/>
+          </w:tcPr>
+          <w:p>
+            <w:pPr>
+              <w:spacing w:after="40"/>
+            </w:pPr>
+            <w:r>
+              <w:rPr>
+                <w:sz w:val="18"/>
+              </w:rPr>
+            </w:r>
+            <w:r>
+              <w:rPr>
+                <w:b w:val="0"/>
+                <w:i w:val="0"/>
+                <w:sz w:val="18"/>
+              </w:rPr>
+              <w:t>Ask about dizziness on standing after a dose.</w:t>
+            </w:r>
+          </w:p>
+        </w:tc>
+        <w:tc>
+          <w:tcPr>
+            <w:tcW w:type="dxa" w:w="2909"/>
+          </w:tcPr>
+          <w:p>
+            <w:pPr>
+              <w:spacing w:after="40"/>
+            </w:pPr>
+            <w:r>
+              <w:rPr>
+                <w:sz w:val="18"/>
+              </w:rPr>
+            </w:r>
+            <w:r>
+              <w:rPr>
+                <w:b w:val="0"/>
+                <w:i w:val="0"/>
+                <w:sz w:val="18"/>
+              </w:rPr>
+              <w:t>Cardiovascular</w:t>
+            </w:r>
+          </w:p>
+        </w:tc>
+        <w:tc>
+          <w:tcPr>
+            <w:tcW w:type="dxa" w:w="2909"/>
+          </w:tcPr>
+          <w:p>
+            <w:pPr>
+              <w:spacing w:after="40"/>
+            </w:pPr>
+            <w:r>
+              <w:rPr>
+                <w:sz w:val="18"/>
+              </w:rPr>
+            </w:r>
+            <w:r>
+              <w:rPr>
+                <w:b w:val="0"/>
+                <w:i w:val="0"/>
+                <w:sz w:val="18"/>
+              </w:rPr>
+              <w:t>L8</w:t>
+            </w:r>
+            <w:r>
+              <w:rPr>
+                <w:sz w:val="18"/>
+              </w:rPr>
+              <w:br/>
+            </w:r>
+            <w:r>
+              <w:rPr>
+                <w:b w:val="0"/>
+                <w:i w:val="0"/>
+                <w:sz w:val="18"/>
+              </w:rPr>
+              <w:t>slide 28</w:t>
+            </w:r>
+          </w:p>
+        </w:tc>
+      </w:tr>
+      <w:tr>
+        <w:tc>
+          <w:tcPr>
+            <w:tcW w:type="dxa" w:w="2909"/>
+          </w:tcPr>
+          <w:p>
+            <w:pPr>
+              <w:spacing w:after="40"/>
+            </w:pPr>
+            <w:r>
+              <w:rPr>
+                <w:sz w:val="18"/>
+              </w:rPr>
+            </w:r>
+            <w:r>
+              <w:rPr>
+                <w:b w:val="0"/>
+                <w:i w:val="0"/>
+                <w:sz w:val="18"/>
+              </w:rPr>
+              <w:t>Nitrates</w:t>
+            </w:r>
+            <w:r>
+              <w:rPr>
+                <w:sz w:val="18"/>
+              </w:rPr>
+              <w:br/>
+            </w:r>
+            <w:r>
+              <w:rPr>
+                <w:b w:val="0"/>
+                <w:i w:val="0"/>
+                <w:sz w:val="18"/>
+              </w:rPr>
+              <w:t>nitroglycerin, isosorbide</w:t>
+            </w:r>
+          </w:p>
+        </w:tc>
+        <w:tc>
+          <w:tcPr>
+            <w:tcW w:type="dxa" w:w="2909"/>
+          </w:tcPr>
+          <w:p>
+            <w:pPr>
+              <w:spacing w:after="40"/>
+            </w:pPr>
+            <w:r>
+              <w:rPr>
+                <w:sz w:val="18"/>
+              </w:rPr>
+            </w:r>
+            <w:r>
+              <w:rPr>
+                <w:b/>
+                <w:i w:val="0"/>
+                <w:sz w:val="18"/>
+              </w:rPr>
+              <w:t>Tachyphylaxis</w:t>
+            </w:r>
+            <w:r>
+              <w:rPr>
+                <w:b w:val="0"/>
+                <w:i w:val="0"/>
+                <w:sz w:val="18"/>
+              </w:rPr>
+              <w:t xml:space="preserve"> (loss of effect with continuous use).</w:t>
+            </w:r>
+          </w:p>
+        </w:tc>
+        <w:tc>
+          <w:tcPr>
+            <w:tcW w:type="dxa" w:w="2909"/>
+          </w:tcPr>
+          <w:p>
+            <w:pPr>
+              <w:spacing w:after="40"/>
+            </w:pPr>
+            <w:r>
+              <w:rPr>
+                <w:sz w:val="18"/>
+              </w:rPr>
+            </w:r>
+            <w:r>
+              <w:rPr>
+                <w:b w:val="0"/>
+                <w:i w:val="0"/>
+                <w:sz w:val="18"/>
+              </w:rPr>
+              <w:t>Use a nitrate-free interval, timed to when symptoms are least frequent.</w:t>
+            </w:r>
+          </w:p>
+        </w:tc>
+        <w:tc>
+          <w:tcPr>
+            <w:tcW w:type="dxa" w:w="2909"/>
+          </w:tcPr>
+          <w:p>
+            <w:pPr>
+              <w:spacing w:after="40"/>
+            </w:pPr>
+            <w:r>
+              <w:rPr>
+                <w:sz w:val="18"/>
+              </w:rPr>
+            </w:r>
+            <w:r>
+              <w:rPr>
+                <w:b w:val="0"/>
+                <w:i w:val="0"/>
+                <w:sz w:val="18"/>
+              </w:rPr>
+              <w:t>Drug tolerance</w:t>
+            </w:r>
+          </w:p>
+        </w:tc>
+        <w:tc>
+          <w:tcPr>
+            <w:tcW w:type="dxa" w:w="2909"/>
+          </w:tcPr>
+          <w:p>
+            <w:pPr>
+              <w:spacing w:after="40"/>
+            </w:pPr>
+            <w:r>
+              <w:rPr>
+                <w:sz w:val="18"/>
+              </w:rPr>
+            </w:r>
+            <w:r>
+              <w:rPr>
+                <w:b w:val="0"/>
+                <w:i w:val="0"/>
+                <w:sz w:val="18"/>
+              </w:rPr>
+              <w:t>L8</w:t>
+            </w:r>
+            <w:r>
+              <w:rPr>
+                <w:sz w:val="18"/>
+              </w:rPr>
+              <w:br/>
+            </w:r>
+            <w:r>
+              <w:rPr>
+                <w:b w:val="0"/>
+                <w:i w:val="0"/>
+                <w:sz w:val="18"/>
+              </w:rPr>
+              <w:t>slide 32</w:t>
+            </w:r>
+          </w:p>
+        </w:tc>
+      </w:tr>
+      <w:tr>
+        <w:tc>
+          <w:tcPr>
+            <w:tcW w:type="dxa" w:w="2909"/>
+          </w:tcPr>
+          <w:p>
+            <w:pPr>
+              <w:spacing w:after="40"/>
+            </w:pPr>
+            <w:r>
+              <w:rPr>
+                <w:sz w:val="18"/>
+              </w:rPr>
+            </w:r>
+            <w:r>
+              <w:rPr>
+                <w:b w:val="0"/>
+                <w:i w:val="0"/>
+                <w:sz w:val="18"/>
+              </w:rPr>
+              <w:t>Nitrates</w:t>
+            </w:r>
+            <w:r>
+              <w:rPr>
+                <w:sz w:val="18"/>
+              </w:rPr>
+              <w:br/>
+            </w:r>
+            <w:r>
+              <w:rPr>
+                <w:b w:val="0"/>
+                <w:i w:val="0"/>
+                <w:sz w:val="18"/>
+              </w:rPr>
+              <w:t>nitroglycerin, isosorbide</w:t>
+            </w:r>
+          </w:p>
+        </w:tc>
+        <w:tc>
+          <w:tcPr>
+            <w:tcW w:type="dxa" w:w="2909"/>
+          </w:tcPr>
+          <w:p>
+            <w:pPr>
+              <w:spacing w:after="40"/>
+            </w:pPr>
+            <w:r>
+              <w:rPr>
+                <w:sz w:val="18"/>
+              </w:rPr>
+            </w:r>
+            <w:r>
+              <w:rPr>
+                <w:b/>
+                <w:i w:val="0"/>
+                <w:sz w:val="18"/>
+              </w:rPr>
+              <w:t>Hypotension and myocardial infarction or stroke</w:t>
+            </w:r>
+            <w:r>
+              <w:rPr>
+                <w:b w:val="0"/>
+                <w:i w:val="0"/>
+                <w:sz w:val="18"/>
+              </w:rPr>
+              <w:t xml:space="preserve"> when taken with a phosphodiesterase type 5 inhibitor (sildenafil, tadalafil, vardenafil).</w:t>
+            </w:r>
+          </w:p>
+        </w:tc>
+        <w:tc>
+          <w:tcPr>
+            <w:tcW w:type="dxa" w:w="2909"/>
+          </w:tcPr>
+          <w:p>
+            <w:pPr>
+              <w:spacing w:after="40"/>
+            </w:pPr>
+            <w:r>
+              <w:rPr>
+                <w:sz w:val="18"/>
+              </w:rPr>
+            </w:r>
+            <w:r>
+              <w:rPr>
+                <w:b/>
+                <w:i w:val="0"/>
+                <w:sz w:val="18"/>
+              </w:rPr>
+              <w:t>Screen for erectile dysfunction drugs</w:t>
+            </w:r>
+            <w:r>
+              <w:rPr>
+                <w:b w:val="0"/>
+                <w:i w:val="0"/>
+                <w:sz w:val="18"/>
+              </w:rPr>
+              <w:t xml:space="preserve"> before starting or dosing a nitrate.</w:t>
+            </w:r>
+          </w:p>
+        </w:tc>
+        <w:tc>
+          <w:tcPr>
+            <w:tcW w:type="dxa" w:w="2909"/>
+          </w:tcPr>
+          <w:p>
+            <w:pPr>
+              <w:spacing w:after="40"/>
+            </w:pPr>
+            <w:r>
+              <w:rPr>
+                <w:sz w:val="18"/>
+              </w:rPr>
+            </w:r>
+            <w:r>
+              <w:rPr>
+                <w:b w:val="0"/>
+                <w:i w:val="0"/>
+                <w:sz w:val="18"/>
+              </w:rPr>
+              <w:t>Cardiovascular / Neurologic</w:t>
+            </w:r>
+          </w:p>
+        </w:tc>
+        <w:tc>
+          <w:tcPr>
+            <w:tcW w:type="dxa" w:w="2909"/>
+          </w:tcPr>
+          <w:p>
+            <w:pPr>
+              <w:spacing w:after="40"/>
+            </w:pPr>
+            <w:r>
+              <w:rPr>
+                <w:sz w:val="18"/>
+              </w:rPr>
+            </w:r>
+            <w:r>
+              <w:rPr>
+                <w:b w:val="0"/>
+                <w:i w:val="0"/>
+                <w:sz w:val="18"/>
+              </w:rPr>
+              <w:t>L8</w:t>
+            </w:r>
+            <w:r>
+              <w:rPr>
+                <w:sz w:val="18"/>
+              </w:rPr>
+              <w:br/>
+            </w:r>
+            <w:r>
+              <w:rPr>
+                <w:b w:val="0"/>
+                <w:i w:val="0"/>
+                <w:sz w:val="18"/>
+              </w:rPr>
+              <w:t>slide 33</w:t>
+            </w:r>
+          </w:p>
+        </w:tc>
+      </w:tr>
+      <w:tr>
+        <w:tc>
+          <w:tcPr>
+            <w:tcW w:type="dxa" w:w="14545"/>
+            <w:gridSpan w:val="5"/>
+          </w:tcPr>
+          <w:p>
+            <w:pPr>
+              <w:spacing w:after="40"/>
+            </w:pPr>
+            <w:r/>
+          </w:p>
+        </w:tc>
+      </w:tr>
+      <w:tr>
+        <w:tc>
+          <w:tcPr>
+            <w:tcW w:type="dxa" w:w="2909"/>
+          </w:tcPr>
+          <w:p>
+            <w:pPr>
+              <w:spacing w:after="40"/>
+            </w:pPr>
+            <w:r>
+              <w:rPr>
+                <w:sz w:val="18"/>
+              </w:rPr>
+            </w:r>
+            <w:r>
+              <w:rPr>
+                <w:b w:val="0"/>
+                <w:i w:val="0"/>
+                <w:sz w:val="18"/>
+              </w:rPr>
+              <w:t>Morphine</w:t>
+            </w:r>
+            <w:r>
+              <w:rPr>
+                <w:sz w:val="18"/>
+              </w:rPr>
+              <w:br/>
+            </w:r>
+            <w:r>
+              <w:rPr>
+                <w:b w:val="0"/>
+                <w:i w:val="0"/>
+                <w:sz w:val="18"/>
+              </w:rPr>
+              <w:t>opioid analgesic</w:t>
+            </w:r>
+          </w:p>
+        </w:tc>
+        <w:tc>
+          <w:tcPr>
+            <w:tcW w:type="dxa" w:w="2909"/>
+          </w:tcPr>
+          <w:p>
+            <w:pPr>
+              <w:spacing w:after="40"/>
+            </w:pPr>
+            <w:r>
+              <w:rPr>
+                <w:sz w:val="18"/>
+              </w:rPr>
+            </w:r>
+            <w:r>
+              <w:rPr>
+                <w:b/>
+                <w:i w:val="0"/>
+                <w:sz w:val="18"/>
+              </w:rPr>
+              <w:t>Hypotension and allergy.</w:t>
+            </w:r>
+            <w:r>
+              <w:rPr>
+                <w:b w:val="0"/>
+                <w:i w:val="0"/>
+                <w:sz w:val="18"/>
+              </w:rPr>
+              <w:t xml:space="preserve"> It may also increase mortality in unstable angina and non-ST-elevation myocardial infarction.</w:t>
+            </w:r>
+          </w:p>
+        </w:tc>
+        <w:tc>
+          <w:tcPr>
+            <w:tcW w:type="dxa" w:w="2909"/>
+          </w:tcPr>
+          <w:p>
+            <w:pPr>
+              <w:spacing w:after="40"/>
+            </w:pPr>
+            <w:r>
+              <w:rPr>
+                <w:sz w:val="18"/>
+              </w:rPr>
+            </w:r>
+            <w:r>
+              <w:rPr>
+                <w:b w:val="0"/>
+                <w:i w:val="0"/>
+                <w:sz w:val="18"/>
+              </w:rPr>
+              <w:t>Monitor blood pressure after a dose.</w:t>
+            </w:r>
+          </w:p>
+        </w:tc>
+        <w:tc>
+          <w:tcPr>
+            <w:tcW w:type="dxa" w:w="2909"/>
+          </w:tcPr>
+          <w:p>
+            <w:pPr>
+              <w:spacing w:after="40"/>
+            </w:pPr>
+            <w:r>
+              <w:rPr>
+                <w:sz w:val="18"/>
+              </w:rPr>
+            </w:r>
+            <w:r>
+              <w:rPr>
+                <w:b w:val="0"/>
+                <w:i w:val="0"/>
+                <w:sz w:val="18"/>
+              </w:rPr>
+              <w:t>Cardiovascular / Immune</w:t>
+            </w:r>
+          </w:p>
+        </w:tc>
+        <w:tc>
+          <w:tcPr>
+            <w:tcW w:type="dxa" w:w="2909"/>
+          </w:tcPr>
+          <w:p>
+            <w:pPr>
+              <w:spacing w:after="40"/>
+            </w:pPr>
+            <w:r>
+              <w:rPr>
+                <w:sz w:val="18"/>
+              </w:rPr>
+            </w:r>
+            <w:r>
+              <w:rPr>
+                <w:b w:val="0"/>
+                <w:i w:val="0"/>
+                <w:sz w:val="18"/>
+              </w:rPr>
+              <w:t>L8</w:t>
+            </w:r>
+            <w:r>
+              <w:rPr>
+                <w:sz w:val="18"/>
+              </w:rPr>
+              <w:br/>
+            </w:r>
+            <w:r>
+              <w:rPr>
+                <w:b w:val="0"/>
+                <w:i w:val="0"/>
+                <w:sz w:val="18"/>
+              </w:rPr>
+              <w:t>slide 56</w:t>
+            </w:r>
+          </w:p>
+        </w:tc>
+      </w:tr>
+      <w:tr>
+        <w:tc>
+          <w:tcPr>
+            <w:tcW w:type="dxa" w:w="14545"/>
+            <w:gridSpan w:val="5"/>
+          </w:tcPr>
+          <w:p>
+            <w:pPr>
+              <w:spacing w:after="40"/>
+            </w:pPr>
+            <w:r/>
+          </w:p>
+        </w:tc>
+      </w:tr>
+      <w:tr>
+        <w:tc>
+          <w:tcPr>
+            <w:tcW w:type="dxa" w:w="2909"/>
+          </w:tcPr>
+          <w:p>
+            <w:pPr>
+              <w:spacing w:after="40"/>
+            </w:pPr>
+            <w:r>
+              <w:rPr>
+                <w:sz w:val="18"/>
+              </w:rPr>
+            </w:r>
+            <w:r>
+              <w:rPr>
+                <w:b w:val="0"/>
+                <w:i w:val="0"/>
+                <w:sz w:val="18"/>
+              </w:rPr>
+              <w:t>Fibrinolytics</w:t>
+            </w:r>
+            <w:r>
+              <w:rPr>
+                <w:sz w:val="18"/>
+              </w:rPr>
+              <w:br/>
+            </w:r>
+            <w:r>
+              <w:rPr>
+                <w:b w:val="0"/>
+                <w:i w:val="0"/>
+                <w:sz w:val="18"/>
+              </w:rPr>
+              <w:t>streptokinase; alteplase (Activase), reteplase (Retavase), tenecteplase (TNKase)</w:t>
+            </w:r>
+          </w:p>
+        </w:tc>
+        <w:tc>
+          <w:tcPr>
+            <w:tcW w:type="dxa" w:w="2909"/>
+          </w:tcPr>
+          <w:p>
+            <w:pPr>
+              <w:spacing w:after="40"/>
+            </w:pPr>
+            <w:r>
+              <w:rPr>
+                <w:sz w:val="18"/>
+              </w:rPr>
+            </w:r>
+            <w:r>
+              <w:rPr>
+                <w:b/>
+                <w:i w:val="0"/>
+                <w:sz w:val="18"/>
+              </w:rPr>
+              <w:t>Bleeding</w:t>
+            </w:r>
+            <w:r>
+              <w:rPr>
+                <w:b w:val="0"/>
+                <w:i w:val="0"/>
+                <w:sz w:val="18"/>
+              </w:rPr>
+              <w:t xml:space="preserve"> is the main adverse effect of every agent, and includes </w:t>
+            </w:r>
+            <w:r>
+              <w:rPr>
+                <w:b/>
+                <w:i w:val="0"/>
+                <w:sz w:val="18"/>
+              </w:rPr>
+              <w:t>intracranial hemorrhage</w:t>
+            </w:r>
+            <w:r>
+              <w:rPr>
+                <w:b w:val="0"/>
+                <w:i w:val="0"/>
+                <w:sz w:val="18"/>
+              </w:rPr>
+              <w:t>.</w:t>
+            </w:r>
+          </w:p>
+        </w:tc>
+        <w:tc>
+          <w:tcPr>
+            <w:tcW w:type="dxa" w:w="2909"/>
+          </w:tcPr>
+          <w:p>
+            <w:pPr>
+              <w:spacing w:after="40"/>
+            </w:pPr>
+            <w:r>
+              <w:rPr>
+                <w:sz w:val="18"/>
+              </w:rPr>
+            </w:r>
+            <w:r>
+              <w:rPr>
+                <w:b w:val="0"/>
+                <w:i w:val="0"/>
+                <w:sz w:val="18"/>
+              </w:rPr>
+              <w:t>Watch for new neurologic signs and any bleeding; screen carefully against the contraindication list before giving.</w:t>
+            </w:r>
+          </w:p>
+        </w:tc>
+        <w:tc>
+          <w:tcPr>
+            <w:tcW w:type="dxa" w:w="2909"/>
+          </w:tcPr>
+          <w:p>
+            <w:pPr>
+              <w:spacing w:after="40"/>
+            </w:pPr>
+            <w:r>
+              <w:rPr>
+                <w:sz w:val="18"/>
+              </w:rPr>
+            </w:r>
+            <w:r>
+              <w:rPr>
+                <w:b w:val="0"/>
+                <w:i w:val="0"/>
+                <w:sz w:val="18"/>
+              </w:rPr>
+              <w:t>Hematologic / Neurologic</w:t>
+            </w:r>
+          </w:p>
+        </w:tc>
+        <w:tc>
+          <w:tcPr>
+            <w:tcW w:type="dxa" w:w="2909"/>
+          </w:tcPr>
+          <w:p>
+            <w:pPr>
+              <w:spacing w:after="40"/>
+            </w:pPr>
+            <w:r>
+              <w:rPr>
+                <w:sz w:val="18"/>
+              </w:rPr>
+            </w:r>
+            <w:r>
+              <w:rPr>
+                <w:b w:val="0"/>
+                <w:i w:val="0"/>
+                <w:sz w:val="18"/>
+              </w:rPr>
+              <w:t>L8</w:t>
+            </w:r>
+            <w:r>
+              <w:rPr>
+                <w:sz w:val="18"/>
+              </w:rPr>
+              <w:br/>
+            </w:r>
+            <w:r>
+              <w:rPr>
+                <w:b w:val="0"/>
+                <w:i w:val="0"/>
+                <w:sz w:val="18"/>
+              </w:rPr>
+              <w:t>slide 62</w:t>
+            </w:r>
+          </w:p>
+        </w:tc>
+      </w:tr>
+      <w:tr>
+        <w:tc>
+          <w:tcPr>
+            <w:tcW w:type="dxa" w:w="2909"/>
+          </w:tcPr>
+          <w:p>
+            <w:pPr>
+              <w:spacing w:after="40"/>
+            </w:pPr>
+            <w:r>
+              <w:rPr>
+                <w:sz w:val="18"/>
+              </w:rPr>
+            </w:r>
+            <w:r>
+              <w:rPr>
+                <w:b w:val="0"/>
+                <w:i w:val="0"/>
+                <w:sz w:val="18"/>
+              </w:rPr>
+              <w:t>Streptokinase</w:t>
+            </w:r>
+          </w:p>
+        </w:tc>
+        <w:tc>
+          <w:tcPr>
+            <w:tcW w:type="dxa" w:w="2909"/>
+          </w:tcPr>
+          <w:p>
+            <w:pPr>
+              <w:spacing w:after="40"/>
+            </w:pPr>
+            <w:r>
+              <w:rPr>
+                <w:sz w:val="18"/>
+              </w:rPr>
+            </w:r>
+            <w:r>
+              <w:rPr>
+                <w:b/>
+                <w:i w:val="0"/>
+                <w:sz w:val="18"/>
+              </w:rPr>
+              <w:t>Allergic reactions, with fever, chills and skin rash, occur mainly with streptokinase.</w:t>
+            </w:r>
+            <w:r>
+              <w:rPr>
+                <w:b w:val="0"/>
+                <w:i w:val="0"/>
+                <w:sz w:val="18"/>
+              </w:rPr>
+              <w:t xml:space="preserve"> </w:t>
+            </w:r>
+            <w:r>
+              <w:rPr>
+                <w:b/>
+                <w:i w:val="0"/>
+                <w:sz w:val="18"/>
+              </w:rPr>
+              <w:t>Anaphylactic reactions</w:t>
+            </w:r>
+            <w:r>
+              <w:rPr>
+                <w:b w:val="0"/>
+                <w:i w:val="0"/>
+                <w:sz w:val="18"/>
+              </w:rPr>
+              <w:t xml:space="preserve"> can occur with the class.</w:t>
+            </w:r>
+          </w:p>
+        </w:tc>
+        <w:tc>
+          <w:tcPr>
+            <w:tcW w:type="dxa" w:w="2909"/>
+          </w:tcPr>
+          <w:p>
+            <w:pPr>
+              <w:spacing w:after="40"/>
+            </w:pPr>
+            <w:r>
+              <w:rPr>
+                <w:sz w:val="18"/>
+              </w:rPr>
+            </w:r>
+            <w:r>
+              <w:rPr>
+                <w:b w:val="0"/>
+                <w:i w:val="0"/>
+                <w:sz w:val="18"/>
+              </w:rPr>
+              <w:t>A prior streptokinase exposure or reaction is a contraindication; choose a different agent next time.</w:t>
+            </w:r>
+          </w:p>
+        </w:tc>
+        <w:tc>
+          <w:tcPr>
+            <w:tcW w:type="dxa" w:w="2909"/>
+          </w:tcPr>
+          <w:p>
+            <w:pPr>
+              <w:spacing w:after="40"/>
+            </w:pPr>
+            <w:r>
+              <w:rPr>
+                <w:sz w:val="18"/>
+              </w:rPr>
+            </w:r>
+            <w:r>
+              <w:rPr>
+                <w:b w:val="0"/>
+                <w:i w:val="0"/>
+                <w:sz w:val="18"/>
+              </w:rPr>
+              <w:t>Immune</w:t>
+            </w:r>
+          </w:p>
+        </w:tc>
+        <w:tc>
+          <w:tcPr>
+            <w:tcW w:type="dxa" w:w="2909"/>
+          </w:tcPr>
+          <w:p>
+            <w:pPr>
+              <w:spacing w:after="40"/>
+            </w:pPr>
+            <w:r>
+              <w:rPr>
+                <w:sz w:val="18"/>
+              </w:rPr>
+            </w:r>
+            <w:r>
+              <w:rPr>
+                <w:b w:val="0"/>
+                <w:i w:val="0"/>
+                <w:sz w:val="18"/>
+              </w:rPr>
+              <w:t>L8</w:t>
+            </w:r>
+            <w:r>
+              <w:rPr>
+                <w:sz w:val="18"/>
+              </w:rPr>
+              <w:br/>
+            </w:r>
+            <w:r>
+              <w:rPr>
+                <w:b w:val="0"/>
+                <w:i w:val="0"/>
+                <w:sz w:val="18"/>
+              </w:rPr>
+              <w:t>slide 62</w:t>
+            </w:r>
+          </w:p>
+        </w:tc>
+      </w:tr>
+      <w:tr>
+        <w:tc>
+          <w:tcPr>
+            <w:tcW w:type="dxa" w:w="2909"/>
+          </w:tcPr>
+          <w:p>
+            <w:pPr>
+              <w:spacing w:after="40"/>
+            </w:pPr>
+            <w:r>
+              <w:rPr>
+                <w:sz w:val="18"/>
+              </w:rPr>
+            </w:r>
+            <w:r>
+              <w:rPr>
+                <w:b w:val="0"/>
+                <w:i w:val="0"/>
+                <w:sz w:val="18"/>
+              </w:rPr>
+              <w:t>Fibrinolytics</w:t>
+            </w:r>
+            <w:r>
+              <w:rPr>
+                <w:sz w:val="18"/>
+              </w:rPr>
+              <w:br/>
+            </w:r>
+            <w:r>
+              <w:rPr>
+                <w:b w:val="0"/>
+                <w:i w:val="0"/>
+                <w:sz w:val="18"/>
+              </w:rPr>
+              <w:t>streptokinase; alteplase (Activase), reteplase (Retavase), tenecteplase (TNKase)</w:t>
+            </w:r>
+          </w:p>
+        </w:tc>
+        <w:tc>
+          <w:tcPr>
+            <w:tcW w:type="dxa" w:w="2909"/>
+          </w:tcPr>
+          <w:p>
+            <w:pPr>
+              <w:spacing w:after="40"/>
+            </w:pPr>
+            <w:r>
+              <w:rPr>
+                <w:sz w:val="18"/>
+              </w:rPr>
+            </w:r>
+            <w:r>
+              <w:rPr>
+                <w:b/>
+                <w:i w:val="0"/>
+                <w:sz w:val="18"/>
+              </w:rPr>
+              <w:t>Ventricular arrhythmias</w:t>
+            </w:r>
+            <w:r>
+              <w:rPr>
+                <w:b w:val="0"/>
+                <w:i w:val="0"/>
+                <w:sz w:val="18"/>
+              </w:rPr>
+              <w:t xml:space="preserve"> are a listed adverse effect of the class.</w:t>
+            </w:r>
+          </w:p>
+        </w:tc>
+        <w:tc>
+          <w:tcPr>
+            <w:tcW w:type="dxa" w:w="2909"/>
+          </w:tcPr>
+          <w:p>
+            <w:pPr>
+              <w:spacing w:after="40"/>
+            </w:pPr>
+            <w:r>
+              <w:rPr>
+                <w:sz w:val="18"/>
+              </w:rPr>
+            </w:r>
+            <w:r>
+              <w:rPr>
+                <w:b w:val="0"/>
+                <w:i w:val="0"/>
+                <w:sz w:val="18"/>
+              </w:rPr>
+              <w:t>Watch the heart rhythm after treatment.</w:t>
+            </w:r>
+          </w:p>
+        </w:tc>
+        <w:tc>
+          <w:tcPr>
+            <w:tcW w:type="dxa" w:w="2909"/>
+          </w:tcPr>
+          <w:p>
+            <w:pPr>
+              <w:spacing w:after="40"/>
+            </w:pPr>
+            <w:r>
+              <w:rPr>
+                <w:sz w:val="18"/>
+              </w:rPr>
+            </w:r>
+            <w:r>
+              <w:rPr>
+                <w:b w:val="0"/>
+                <w:i w:val="0"/>
+                <w:sz w:val="18"/>
+              </w:rPr>
+              <w:t>Cardiovascular</w:t>
+            </w:r>
+          </w:p>
+        </w:tc>
+        <w:tc>
+          <w:tcPr>
+            <w:tcW w:type="dxa" w:w="2909"/>
+          </w:tcPr>
+          <w:p>
+            <w:pPr>
+              <w:spacing w:after="40"/>
+            </w:pPr>
+            <w:r>
+              <w:rPr>
+                <w:sz w:val="18"/>
+              </w:rPr>
+            </w:r>
+            <w:r>
+              <w:rPr>
+                <w:b w:val="0"/>
+                <w:i w:val="0"/>
+                <w:sz w:val="18"/>
+              </w:rPr>
+              <w:t>L8</w:t>
+            </w:r>
+            <w:r>
+              <w:rPr>
+                <w:sz w:val="18"/>
+              </w:rPr>
+              <w:br/>
+            </w:r>
+            <w:r>
+              <w:rPr>
+                <w:b w:val="0"/>
+                <w:i w:val="0"/>
+                <w:sz w:val="18"/>
+              </w:rPr>
+              <w:t>slide 62</w:t>
             </w:r>
           </w:p>
         </w:tc>
